--- a/storage/templates/normalized-docx/BM-168/BM-168_normalized.docx
+++ b/storage/templates/normalized-docx/BM-168/BM-168_normalized.docx
@@ -4,10 +4,118 @@
   <w:body>
     <w:p>
       <w:pPr>
-        <w:rPr>
-          <w:rFonts w:hint="default" w:ascii="Times New Roman" w:hAnsi="Times New Roman" w:cs="Times New Roman"/>
+        <w:jc w:val="right"/>
+      </w:pPr>
+      <w:r>
+        <w:rPr>
+          <w:rFonts w:ascii="Times New Roman" w:hAnsi="Times New Roman" w:cs="Times New Roman"/>
+          <w:b/>
+          <w:bCs/>
+          <w:sz w:val="16"/>
+          <w:szCs w:val="16"/>
+        </w:rPr>
+        <w:t xml:space="preserve">Mẫu số 168/HS</w:t>
+      </w:r>
+    </w:p>
+    <w:p>
+      <w:pPr>
+        <w:jc w:val="right"/>
+      </w:pPr>
+      <w:r>
+        <w:rPr>
+          <w:rFonts w:ascii="Times New Roman" w:hAnsi="Times New Roman" w:cs="Times New Roman"/>
+          <w:i/>
+          <w:iCs/>
+          <w:sz w:val="16"/>
+          <w:szCs w:val="16"/>
+        </w:rPr>
+        <w:t xml:space="preserve">(Ban hành theo Thông tư số </w:t>
+      </w:r>
+      <w:r>
+        <w:rPr>
+          <w:rFonts w:hint="default" w:ascii="Times New Roman" w:hAnsi="Times New Roman" w:cs="Times New Roman"/>
+          <w:i/>
+          <w:iCs/>
+          <w:sz w:val="16"/>
+          <w:szCs w:val="16"/>
           <w:lang w:val="vi-VN"/>
         </w:rPr>
+        <w:t xml:space="preserve">03</w:t>
+      </w:r>
+      <w:r>
+        <w:rPr>
+          <w:rFonts w:ascii="Times New Roman" w:hAnsi="Times New Roman" w:cs="Times New Roman"/>
+          <w:i/>
+          <w:iCs/>
+          <w:sz w:val="16"/>
+          <w:szCs w:val="16"/>
+        </w:rPr>
+        <w:t xml:space="preserve">/2026/TT-VKSTC</w:t>
+      </w:r>
+    </w:p>
+    <w:p>
+      <w:pPr>
+        <w:jc w:val="right"/>
+      </w:pPr>
+      <w:r>
+        <w:rPr>
+          <w:rFonts w:ascii="Times New Roman" w:hAnsi="Times New Roman" w:cs="Times New Roman"/>
+          <w:i/>
+          <w:iCs/>
+          <w:sz w:val="16"/>
+          <w:szCs w:val="16"/>
+        </w:rPr>
+        <w:t xml:space="preserve">Ngày</w:t>
+      </w:r>
+      <w:r>
+        <w:rPr>
+          <w:rFonts w:hint="default" w:ascii="Times New Roman" w:hAnsi="Times New Roman" w:cs="Times New Roman"/>
+          <w:i/>
+          <w:iCs/>
+          <w:sz w:val="16"/>
+          <w:szCs w:val="16"/>
+          <w:lang w:val="vi-VN"/>
+        </w:rPr>
+        <w:t xml:space="preserve"> 09</w:t>
+      </w:r>
+      <w:r>
+        <w:rPr>
+          <w:rFonts w:ascii="Times New Roman" w:hAnsi="Times New Roman" w:cs="Times New Roman"/>
+          <w:i/>
+          <w:iCs/>
+          <w:sz w:val="16"/>
+          <w:szCs w:val="16"/>
+        </w:rPr>
+        <w:t xml:space="preserve">/</w:t>
+      </w:r>
+      <w:r>
+        <w:rPr>
+          <w:rFonts w:hint="default" w:ascii="Times New Roman" w:hAnsi="Times New Roman" w:cs="Times New Roman"/>
+          <w:i/>
+          <w:iCs/>
+          <w:sz w:val="16"/>
+          <w:szCs w:val="16"/>
+          <w:lang w:val="vi-VN"/>
+        </w:rPr>
+        <w:t xml:space="preserve">02</w:t>
+      </w:r>
+      <w:r>
+        <w:rPr>
+          <w:rFonts w:ascii="Times New Roman" w:hAnsi="Times New Roman" w:cs="Times New Roman"/>
+          <w:i/>
+          <w:iCs/>
+          <w:sz w:val="16"/>
+          <w:szCs w:val="16"/>
+        </w:rPr>
+        <w:t xml:space="preserve">/2026)</w:t>
+      </w:r>
+    </w:p>
+    <w:p>
+      <w:pPr>
+        <w:rPr>
+          <w:rFonts w:hint="default" w:ascii="Times New Roman" w:hAnsi="Times New Roman" w:cs="Times New Roman"/>
+          <w:lang w:val="vi-VN"/>
+        </w:rPr>
       </w:pPr>
       <w:r>
         <w:rPr>
@@ -16,304 +124,8 @@
           <w:szCs w:val="28"/>
         </w:rPr>
         <mc:AlternateContent>
-          <mc:Choice Requires="wps">
-            <w:drawing>
-              <wp:anchor distT="0" distB="0" distL="114935" distR="114935" simplePos="0" relativeHeight="251659264" behindDoc="0" locked="0" layoutInCell="1" allowOverlap="1">
-                <wp:simplePos x="0" y="0"/>
-                <wp:positionH relativeFrom="column">
-                  <wp:posOffset>3867150</wp:posOffset>
-                </wp:positionH>
-                <wp:positionV relativeFrom="paragraph">
-                  <wp:posOffset>-140335</wp:posOffset>
-                </wp:positionV>
-                <wp:extent cx="2327275" cy="483870"/>
-                <wp:effectExtent l="0" t="0" r="0" b="0"/>
-                <wp:wrapNone/>
-                <wp:docPr id="3" name="Frame1"/>
-                <wp:cNvGraphicFramePr/>
-                <a:graphic xmlns:a="http://schemas.openxmlformats.org/drawingml/2006/main">
-                  <a:graphicData uri="http://schemas.microsoft.com/office/word/2010/wordprocessingShape">
-                    <wps:wsp>
-                      <wps:cNvSpPr txBox="1"/>
-                      <wps:spPr>
-                        <a:xfrm>
-                          <a:off x="0" y="0"/>
-                          <a:ext cx="2327275" cy="483870"/>
-                        </a:xfrm>
-                        <a:prstGeom prst="rect">
-                          <a:avLst/>
-                        </a:prstGeom>
-                        <a:solidFill>
-                          <a:srgbClr val="FFFFFF"/>
-                        </a:solidFill>
-                      </wps:spPr>
-                      <wps:txbx>
-                        <w:txbxContent>
-                          <w:p>
-                            <w:pPr>
-                              <w:jc w:val="center"/>
-                            </w:pPr>
-                            <w:r>
-                              <w:rPr>
-                                <w:rFonts w:ascii="Times New Roman" w:hAnsi="Times New Roman" w:cs="Times New Roman"/>
-                                <w:b/>
-                                <w:bCs/>
-                                <w:sz w:val="16"/>
-                                <w:szCs w:val="16"/>
-                              </w:rPr>
-                              <w:t>Mẫu số 168/HS</w:t>
-                            </w:r>
-                          </w:p>
-                          <w:p>
-                            <w:pPr>
-                              <w:jc w:val="center"/>
-                            </w:pPr>
-                            <w:r>
-                              <w:rPr>
-                                <w:rFonts w:ascii="Times New Roman" w:hAnsi="Times New Roman" w:cs="Times New Roman"/>
-                                <w:i/>
-                                <w:iCs/>
-                                <w:sz w:val="16"/>
-                                <w:szCs w:val="16"/>
-                              </w:rPr>
-                              <w:t xml:space="preserve">(Ban hành theo Thông tư số </w:t>
-                            </w:r>
-                            <w:r>
-                              <w:rPr>
-                                <w:rFonts w:hint="default" w:ascii="Times New Roman" w:hAnsi="Times New Roman" w:cs="Times New Roman"/>
-                                <w:i/>
-                                <w:iCs/>
-                                <w:sz w:val="16"/>
-                                <w:szCs w:val="16"/>
-                                <w:lang w:val="vi-VN"/>
-                              </w:rPr>
-                              <w:t>03</w:t>
-                            </w:r>
-                            <w:r>
-                              <w:rPr>
-                                <w:rFonts w:ascii="Times New Roman" w:hAnsi="Times New Roman" w:cs="Times New Roman"/>
-                                <w:i/>
-                                <w:iCs/>
-                                <w:sz w:val="16"/>
-                                <w:szCs w:val="16"/>
-                              </w:rPr>
-                              <w:t>/2026/TT-VKSTC</w:t>
-                            </w:r>
-                          </w:p>
-                          <w:p>
-                            <w:pPr>
-                              <w:jc w:val="center"/>
-                            </w:pPr>
-                            <w:r>
-                              <w:rPr>
-                                <w:rFonts w:ascii="Times New Roman" w:hAnsi="Times New Roman" w:cs="Times New Roman"/>
-                                <w:i/>
-                                <w:iCs/>
-                                <w:sz w:val="16"/>
-                                <w:szCs w:val="16"/>
-                              </w:rPr>
-                              <w:t>Ngày</w:t>
-                            </w:r>
-                            <w:r>
-                              <w:rPr>
-                                <w:rFonts w:hint="default" w:ascii="Times New Roman" w:hAnsi="Times New Roman" w:cs="Times New Roman"/>
-                                <w:i/>
-                                <w:iCs/>
-                                <w:sz w:val="16"/>
-                                <w:szCs w:val="16"/>
-                                <w:lang w:val="vi-VN"/>
-                              </w:rPr>
-                              <w:t xml:space="preserve"> 09</w:t>
-                            </w:r>
-                            <w:r>
-                              <w:rPr>
-                                <w:rFonts w:ascii="Times New Roman" w:hAnsi="Times New Roman" w:cs="Times New Roman"/>
-                                <w:i/>
-                                <w:iCs/>
-                                <w:sz w:val="16"/>
-                                <w:szCs w:val="16"/>
-                              </w:rPr>
-                              <w:t>/</w:t>
-                            </w:r>
-                            <w:r>
-                              <w:rPr>
-                                <w:rFonts w:hint="default" w:ascii="Times New Roman" w:hAnsi="Times New Roman" w:cs="Times New Roman"/>
-                                <w:i/>
-                                <w:iCs/>
-                                <w:sz w:val="16"/>
-                                <w:szCs w:val="16"/>
-                                <w:lang w:val="vi-VN"/>
-                              </w:rPr>
-                              <w:t>02</w:t>
-                            </w:r>
-                            <w:r>
-                              <w:rPr>
-                                <w:rFonts w:ascii="Times New Roman" w:hAnsi="Times New Roman" w:cs="Times New Roman"/>
-                                <w:i/>
-                                <w:iCs/>
-                                <w:sz w:val="16"/>
-                                <w:szCs w:val="16"/>
-                              </w:rPr>
-                              <w:t>/2026)</w:t>
-                            </w:r>
-                          </w:p>
-                          <w:p>
-                            <w:pPr>
-                              <w:jc w:val="center"/>
-                              <w:rPr>
-                                <w:rFonts w:ascii="Times New Roman" w:hAnsi="Times New Roman" w:cs="Times New Roman"/>
-                                <w:i/>
-                                <w:iCs/>
-                                <w:sz w:val="16"/>
-                                <w:szCs w:val="16"/>
-                              </w:rPr>
-                            </w:pPr>
-                          </w:p>
-                        </w:txbxContent>
-                      </wps:txbx>
-                      <wps:bodyPr lIns="92075" tIns="46355" rIns="92075" bIns="46355" anchor="t">
-                        <a:noAutofit/>
-                      </wps:bodyPr>
-                    </wps:wsp>
-                  </a:graphicData>
-                </a:graphic>
-              </wp:anchor>
-            </w:drawing>
-          </mc:Choice>
-          <mc:Fallback>
-            <w:pict>
-              <v:shape id="Frame1" o:spid="_x0000_s1026" o:spt="202" type="#_x0000_t202" style="position:absolute;left:0pt;margin-left:304.5pt;margin-top:-11.05pt;height:38.1pt;width:183.25pt;z-index:251659264;mso-width-relative:page;mso-height-relative:page;" fillcolor="#FFFFFF" filled="t" stroked="f" coordsize="21600,21600" o:gfxdata="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">
-                <v:fill on="t" focussize="0,0"/>
-                <v:stroke on="f"/>
-                <v:imagedata o:title=""/>
-                <o:lock v:ext="edit" aspectratio="f"/>
-                <v:textbox inset="7.25pt,3.65pt,7.25pt,3.65pt">
-                  <w:txbxContent>
-                    <w:p>
-                      <w:pPr>
-                        <w:jc w:val="center"/>
-                      </w:pPr>
-                      <w:r>
-                        <w:rPr>
-                          <w:rFonts w:ascii="Times New Roman" w:hAnsi="Times New Roman" w:cs="Times New Roman"/>
-                          <w:b/>
-                          <w:bCs/>
-                          <w:sz w:val="16"/>
-                          <w:szCs w:val="16"/>
-                        </w:rPr>
-                        <w:t>Mẫu số 168/HS</w:t>
-                      </w:r>
-                    </w:p>
-                    <w:p>
-                      <w:pPr>
-                        <w:jc w:val="center"/>
-                      </w:pPr>
-                      <w:r>
-                        <w:rPr>
-                          <w:rFonts w:ascii="Times New Roman" w:hAnsi="Times New Roman" w:cs="Times New Roman"/>
-                          <w:i/>
-                          <w:iCs/>
-                          <w:sz w:val="16"/>
-                          <w:szCs w:val="16"/>
-                        </w:rPr>
-                        <w:t xml:space="preserve">(Ban hành theo Thông tư số </w:t>
-                      </w:r>
-                      <w:r>
-                        <w:rPr>
-                          <w:rFonts w:hint="default" w:ascii="Times New Roman" w:hAnsi="Times New Roman" w:cs="Times New Roman"/>
-                          <w:i/>
-                          <w:iCs/>
-                          <w:sz w:val="16"/>
-                          <w:szCs w:val="16"/>
-                          <w:lang w:val="vi-VN"/>
-                        </w:rPr>
-                        <w:t>03</w:t>
-                      </w:r>
-                      <w:r>
-                        <w:rPr>
-                          <w:rFonts w:ascii="Times New Roman" w:hAnsi="Times New Roman" w:cs="Times New Roman"/>
-                          <w:i/>
-                          <w:iCs/>
-                          <w:sz w:val="16"/>
-                          <w:szCs w:val="16"/>
-                        </w:rPr>
-                        <w:t>/2026/TT-VKSTC</w:t>
-                      </w:r>
-                    </w:p>
-                    <w:p>
-                      <w:pPr>
-                        <w:jc w:val="center"/>
-                      </w:pPr>
-                      <w:r>
-                        <w:rPr>
-                          <w:rFonts w:ascii="Times New Roman" w:hAnsi="Times New Roman" w:cs="Times New Roman"/>
-                          <w:i/>
-                          <w:iCs/>
-                          <w:sz w:val="16"/>
-                          <w:szCs w:val="16"/>
-                        </w:rPr>
-                        <w:t>Ngày</w:t>
-                      </w:r>
-                      <w:r>
-                        <w:rPr>
-                          <w:rFonts w:hint="default" w:ascii="Times New Roman" w:hAnsi="Times New Roman" w:cs="Times New Roman"/>
-                          <w:i/>
-                          <w:iCs/>
-                          <w:sz w:val="16"/>
-                          <w:szCs w:val="16"/>
-                          <w:lang w:val="vi-VN"/>
-                        </w:rPr>
-                        <w:t xml:space="preserve"> 09</w:t>
-                      </w:r>
-                      <w:r>
-                        <w:rPr>
-                          <w:rFonts w:ascii="Times New Roman" w:hAnsi="Times New Roman" w:cs="Times New Roman"/>
-                          <w:i/>
-                          <w:iCs/>
-                          <w:sz w:val="16"/>
-                          <w:szCs w:val="16"/>
-                        </w:rPr>
-                        <w:t>/</w:t>
-                      </w:r>
-                      <w:r>
-                        <w:rPr>
-                          <w:rFonts w:hint="default" w:ascii="Times New Roman" w:hAnsi="Times New Roman" w:cs="Times New Roman"/>
-                          <w:i/>
-                          <w:iCs/>
-                          <w:sz w:val="16"/>
-                          <w:szCs w:val="16"/>
-                          <w:lang w:val="vi-VN"/>
-                        </w:rPr>
-                        <w:t>02</w:t>
-                      </w:r>
-                      <w:r>
-                        <w:rPr>
-                          <w:rFonts w:ascii="Times New Roman" w:hAnsi="Times New Roman" w:cs="Times New Roman"/>
-                          <w:i/>
-                          <w:iCs/>
-                          <w:sz w:val="16"/>
-                          <w:szCs w:val="16"/>
-                        </w:rPr>
-                        <w:t>/2026)</w:t>
-                      </w:r>
-                    </w:p>
-                    <w:p>
-                      <w:pPr>
-                        <w:jc w:val="center"/>
-                        <w:rPr>
-                          <w:rFonts w:ascii="Times New Roman" w:hAnsi="Times New Roman" w:cs="Times New Roman"/>
-                          <w:i/>
-                          <w:iCs/>
-                          <w:sz w:val="16"/>
-                          <w:szCs w:val="16"/>
-                        </w:rPr>
-                      </w:pPr>
-                    </w:p>
-                  </w:txbxContent>
-                </v:textbox>
-              </v:shape>
-            </w:pict>
-          </mc:Fallback>
+          <mc:Choice Requires="wps"/>
+          <mc:Fallback/>
         </mc:AlternateContent>
       </w:r>
     </w:p>
